--- a/PTIT_CNTT1_IT211_Session12_Bai1.docx
+++ b/PTIT_CNTT1_IT211_Session12_Bai1.docx
@@ -131,6 +131,346 @@
                     <a:xfrm>
                       <a:off x="0" y="0"/>
                       <a:ext cx="5943600" cy="2545080"/>
+                    </a:xfrm>
+                    <a:prstGeom prst="rect">
+                      <a:avLst/>
+                    </a:prstGeom>
+                  </pic:spPr>
+                </pic:pic>
+              </a:graphicData>
+            </a:graphic>
+          </wp:inline>
+        </w:drawing>
+      </w:r>
+    </w:p>
+    <w:p>
+      <w:pPr>
+        <w:rPr>
+          <w:lang w:val="en-US"/>
+        </w:rPr>
+      </w:pPr>
+      <w:r>
+        <w:rPr>
+          <w:noProof/>
+          <w:lang w:val="en-US"/>
+        </w:rPr>
+        <w:lastRenderedPageBreak/>
+        <w:drawing>
+          <wp:inline distT="0" distB="0" distL="0" distR="0" wp14:anchorId="3F5C0138" wp14:editId="58D02ADA">
+            <wp:extent cx="5943600" cy="3755390"/>
+            <wp:effectExtent l="0" t="0" r="0" b="0"/>
+            <wp:docPr id="924450663" name="Picture 1"/>
+            <wp:cNvGraphicFramePr>
+              <a:graphicFrameLocks xmlns:a="http://schemas.openxmlformats.org/drawingml/2006/main" noChangeAspect="1"/>
+            </wp:cNvGraphicFramePr>
+            <a:graphic xmlns:a="http://schemas.openxmlformats.org/drawingml/2006/main">
+              <a:graphicData uri="http://schemas.openxmlformats.org/drawingml/2006/picture">
+                <pic:pic xmlns:pic="http://schemas.openxmlformats.org/drawingml/2006/picture">
+                  <pic:nvPicPr>
+                    <pic:cNvPr id="924450663" name="Picture 924450663"/>
+                    <pic:cNvPicPr/>
+                  </pic:nvPicPr>
+                  <pic:blipFill>
+                    <a:blip r:embed="rId7">
+                      <a:extLst>
+                        <a:ext uri="{28A0092B-C50C-407E-A947-70E740481C1C}">
+                          <a14:useLocalDpi xmlns:a14="http://schemas.microsoft.com/office/drawing/2010/main" val="0"/>
+                        </a:ext>
+                      </a:extLst>
+                    </a:blip>
+                    <a:stretch>
+                      <a:fillRect/>
+                    </a:stretch>
+                  </pic:blipFill>
+                  <pic:spPr>
+                    <a:xfrm>
+                      <a:off x="0" y="0"/>
+                      <a:ext cx="5943600" cy="3755390"/>
+                    </a:xfrm>
+                    <a:prstGeom prst="rect">
+                      <a:avLst/>
+                    </a:prstGeom>
+                  </pic:spPr>
+                </pic:pic>
+              </a:graphicData>
+            </a:graphic>
+          </wp:inline>
+        </w:drawing>
+      </w:r>
+      <w:r>
+        <w:rPr>
+          <w:noProof/>
+          <w:lang w:val="en-US"/>
+        </w:rPr>
+        <w:drawing>
+          <wp:inline distT="0" distB="0" distL="0" distR="0" wp14:anchorId="3C751326" wp14:editId="7E9D00DC">
+            <wp:extent cx="5943600" cy="3676015"/>
+            <wp:effectExtent l="0" t="0" r="0" b="635"/>
+            <wp:docPr id="1046883053" name="Picture 2"/>
+            <wp:cNvGraphicFramePr>
+              <a:graphicFrameLocks xmlns:a="http://schemas.openxmlformats.org/drawingml/2006/main" noChangeAspect="1"/>
+            </wp:cNvGraphicFramePr>
+            <a:graphic xmlns:a="http://schemas.openxmlformats.org/drawingml/2006/main">
+              <a:graphicData uri="http://schemas.openxmlformats.org/drawingml/2006/picture">
+                <pic:pic xmlns:pic="http://schemas.openxmlformats.org/drawingml/2006/picture">
+                  <pic:nvPicPr>
+                    <pic:cNvPr id="1046883053" name="Picture 1046883053"/>
+                    <pic:cNvPicPr/>
+                  </pic:nvPicPr>
+                  <pic:blipFill>
+                    <a:blip r:embed="rId8">
+                      <a:extLst>
+                        <a:ext uri="{28A0092B-C50C-407E-A947-70E740481C1C}">
+                          <a14:useLocalDpi xmlns:a14="http://schemas.microsoft.com/office/drawing/2010/main" val="0"/>
+                        </a:ext>
+                      </a:extLst>
+                    </a:blip>
+                    <a:stretch>
+                      <a:fillRect/>
+                    </a:stretch>
+                  </pic:blipFill>
+                  <pic:spPr>
+                    <a:xfrm>
+                      <a:off x="0" y="0"/>
+                      <a:ext cx="5943600" cy="3676015"/>
+                    </a:xfrm>
+                    <a:prstGeom prst="rect">
+                      <a:avLst/>
+                    </a:prstGeom>
+                  </pic:spPr>
+                </pic:pic>
+              </a:graphicData>
+            </a:graphic>
+          </wp:inline>
+        </w:drawing>
+      </w:r>
+      <w:r>
+        <w:rPr>
+          <w:noProof/>
+          <w:lang w:val="en-US"/>
+        </w:rPr>
+        <w:lastRenderedPageBreak/>
+        <w:drawing>
+          <wp:inline distT="0" distB="0" distL="0" distR="0" wp14:anchorId="4C566DB1" wp14:editId="6836E41E">
+            <wp:extent cx="5943600" cy="3265805"/>
+            <wp:effectExtent l="0" t="0" r="0" b="0"/>
+            <wp:docPr id="887115701" name="Picture 3"/>
+            <wp:cNvGraphicFramePr>
+              <a:graphicFrameLocks xmlns:a="http://schemas.openxmlformats.org/drawingml/2006/main" noChangeAspect="1"/>
+            </wp:cNvGraphicFramePr>
+            <a:graphic xmlns:a="http://schemas.openxmlformats.org/drawingml/2006/main">
+              <a:graphicData uri="http://schemas.openxmlformats.org/drawingml/2006/picture">
+                <pic:pic xmlns:pic="http://schemas.openxmlformats.org/drawingml/2006/picture">
+                  <pic:nvPicPr>
+                    <pic:cNvPr id="887115701" name="Picture 887115701"/>
+                    <pic:cNvPicPr/>
+                  </pic:nvPicPr>
+                  <pic:blipFill>
+                    <a:blip r:embed="rId9">
+                      <a:extLst>
+                        <a:ext uri="{28A0092B-C50C-407E-A947-70E740481C1C}">
+                          <a14:useLocalDpi xmlns:a14="http://schemas.microsoft.com/office/drawing/2010/main" val="0"/>
+                        </a:ext>
+                      </a:extLst>
+                    </a:blip>
+                    <a:stretch>
+                      <a:fillRect/>
+                    </a:stretch>
+                  </pic:blipFill>
+                  <pic:spPr>
+                    <a:xfrm>
+                      <a:off x="0" y="0"/>
+                      <a:ext cx="5943600" cy="3265805"/>
+                    </a:xfrm>
+                    <a:prstGeom prst="rect">
+                      <a:avLst/>
+                    </a:prstGeom>
+                  </pic:spPr>
+                </pic:pic>
+              </a:graphicData>
+            </a:graphic>
+          </wp:inline>
+        </w:drawing>
+      </w:r>
+      <w:r>
+        <w:rPr>
+          <w:noProof/>
+          <w:lang w:val="en-US"/>
+        </w:rPr>
+        <w:drawing>
+          <wp:inline distT="0" distB="0" distL="0" distR="0" wp14:anchorId="217790B3" wp14:editId="1CDA37D4">
+            <wp:extent cx="5943600" cy="2980690"/>
+            <wp:effectExtent l="0" t="0" r="0" b="0"/>
+            <wp:docPr id="1064392360" name="Picture 4"/>
+            <wp:cNvGraphicFramePr>
+              <a:graphicFrameLocks xmlns:a="http://schemas.openxmlformats.org/drawingml/2006/main" noChangeAspect="1"/>
+            </wp:cNvGraphicFramePr>
+            <a:graphic xmlns:a="http://schemas.openxmlformats.org/drawingml/2006/main">
+              <a:graphicData uri="http://schemas.openxmlformats.org/drawingml/2006/picture">
+                <pic:pic xmlns:pic="http://schemas.openxmlformats.org/drawingml/2006/picture">
+                  <pic:nvPicPr>
+                    <pic:cNvPr id="1064392360" name="Picture 1064392360"/>
+                    <pic:cNvPicPr/>
+                  </pic:nvPicPr>
+                  <pic:blipFill>
+                    <a:blip r:embed="rId10">
+                      <a:extLst>
+                        <a:ext uri="{28A0092B-C50C-407E-A947-70E740481C1C}">
+                          <a14:useLocalDpi xmlns:a14="http://schemas.microsoft.com/office/drawing/2010/main" val="0"/>
+                        </a:ext>
+                      </a:extLst>
+                    </a:blip>
+                    <a:stretch>
+                      <a:fillRect/>
+                    </a:stretch>
+                  </pic:blipFill>
+                  <pic:spPr>
+                    <a:xfrm>
+                      <a:off x="0" y="0"/>
+                      <a:ext cx="5943600" cy="2980690"/>
+                    </a:xfrm>
+                    <a:prstGeom prst="rect">
+                      <a:avLst/>
+                    </a:prstGeom>
+                  </pic:spPr>
+                </pic:pic>
+              </a:graphicData>
+            </a:graphic>
+          </wp:inline>
+        </w:drawing>
+      </w:r>
+      <w:r>
+        <w:rPr>
+          <w:noProof/>
+          <w:lang w:val="en-US"/>
+        </w:rPr>
+        <w:lastRenderedPageBreak/>
+        <w:drawing>
+          <wp:inline distT="0" distB="0" distL="0" distR="0" wp14:anchorId="3226A4DA" wp14:editId="62E16E16">
+            <wp:extent cx="5943600" cy="3539490"/>
+            <wp:effectExtent l="0" t="0" r="0" b="3810"/>
+            <wp:docPr id="1335869854" name="Picture 5"/>
+            <wp:cNvGraphicFramePr>
+              <a:graphicFrameLocks xmlns:a="http://schemas.openxmlformats.org/drawingml/2006/main" noChangeAspect="1"/>
+            </wp:cNvGraphicFramePr>
+            <a:graphic xmlns:a="http://schemas.openxmlformats.org/drawingml/2006/main">
+              <a:graphicData uri="http://schemas.openxmlformats.org/drawingml/2006/picture">
+                <pic:pic xmlns:pic="http://schemas.openxmlformats.org/drawingml/2006/picture">
+                  <pic:nvPicPr>
+                    <pic:cNvPr id="1335869854" name="Picture 1335869854"/>
+                    <pic:cNvPicPr/>
+                  </pic:nvPicPr>
+                  <pic:blipFill>
+                    <a:blip r:embed="rId11">
+                      <a:extLst>
+                        <a:ext uri="{28A0092B-C50C-407E-A947-70E740481C1C}">
+                          <a14:useLocalDpi xmlns:a14="http://schemas.microsoft.com/office/drawing/2010/main" val="0"/>
+                        </a:ext>
+                      </a:extLst>
+                    </a:blip>
+                    <a:stretch>
+                      <a:fillRect/>
+                    </a:stretch>
+                  </pic:blipFill>
+                  <pic:spPr>
+                    <a:xfrm>
+                      <a:off x="0" y="0"/>
+                      <a:ext cx="5943600" cy="3539490"/>
+                    </a:xfrm>
+                    <a:prstGeom prst="rect">
+                      <a:avLst/>
+                    </a:prstGeom>
+                  </pic:spPr>
+                </pic:pic>
+              </a:graphicData>
+            </a:graphic>
+          </wp:inline>
+        </w:drawing>
+      </w:r>
+      <w:r>
+        <w:rPr>
+          <w:noProof/>
+          <w:lang w:val="en-US"/>
+        </w:rPr>
+        <w:drawing>
+          <wp:inline distT="0" distB="0" distL="0" distR="0" wp14:anchorId="2AE21FC1" wp14:editId="7D49215F">
+            <wp:extent cx="5943600" cy="3266440"/>
+            <wp:effectExtent l="0" t="0" r="0" b="0"/>
+            <wp:docPr id="900389604" name="Picture 6"/>
+            <wp:cNvGraphicFramePr>
+              <a:graphicFrameLocks xmlns:a="http://schemas.openxmlformats.org/drawingml/2006/main" noChangeAspect="1"/>
+            </wp:cNvGraphicFramePr>
+            <a:graphic xmlns:a="http://schemas.openxmlformats.org/drawingml/2006/main">
+              <a:graphicData uri="http://schemas.openxmlformats.org/drawingml/2006/picture">
+                <pic:pic xmlns:pic="http://schemas.openxmlformats.org/drawingml/2006/picture">
+                  <pic:nvPicPr>
+                    <pic:cNvPr id="900389604" name="Picture 900389604"/>
+                    <pic:cNvPicPr/>
+                  </pic:nvPicPr>
+                  <pic:blipFill>
+                    <a:blip r:embed="rId12">
+                      <a:extLst>
+                        <a:ext uri="{28A0092B-C50C-407E-A947-70E740481C1C}">
+                          <a14:useLocalDpi xmlns:a14="http://schemas.microsoft.com/office/drawing/2010/main" val="0"/>
+                        </a:ext>
+                      </a:extLst>
+                    </a:blip>
+                    <a:stretch>
+                      <a:fillRect/>
+                    </a:stretch>
+                  </pic:blipFill>
+                  <pic:spPr>
+                    <a:xfrm>
+                      <a:off x="0" y="0"/>
+                      <a:ext cx="5943600" cy="3266440"/>
+                    </a:xfrm>
+                    <a:prstGeom prst="rect">
+                      <a:avLst/>
+                    </a:prstGeom>
+                  </pic:spPr>
+                </pic:pic>
+              </a:graphicData>
+            </a:graphic>
+          </wp:inline>
+        </w:drawing>
+      </w:r>
+      <w:r>
+        <w:rPr>
+          <w:noProof/>
+          <w:lang w:val="en-US"/>
+        </w:rPr>
+        <w:lastRenderedPageBreak/>
+        <w:drawing>
+          <wp:inline distT="0" distB="0" distL="0" distR="0" wp14:anchorId="3E9A625B" wp14:editId="7B0D4405">
+            <wp:extent cx="5943600" cy="3347085"/>
+            <wp:effectExtent l="0" t="0" r="0" b="5715"/>
+            <wp:docPr id="1281877625" name="Picture 7"/>
+            <wp:cNvGraphicFramePr>
+              <a:graphicFrameLocks xmlns:a="http://schemas.openxmlformats.org/drawingml/2006/main" noChangeAspect="1"/>
+            </wp:cNvGraphicFramePr>
+            <a:graphic xmlns:a="http://schemas.openxmlformats.org/drawingml/2006/main">
+              <a:graphicData uri="http://schemas.openxmlformats.org/drawingml/2006/picture">
+                <pic:pic xmlns:pic="http://schemas.openxmlformats.org/drawingml/2006/picture">
+                  <pic:nvPicPr>
+                    <pic:cNvPr id="1281877625" name="Picture 1281877625"/>
+                    <pic:cNvPicPr/>
+                  </pic:nvPicPr>
+                  <pic:blipFill>
+                    <a:blip r:embed="rId13">
+                      <a:extLst>
+                        <a:ext uri="{28A0092B-C50C-407E-A947-70E740481C1C}">
+                          <a14:useLocalDpi xmlns:a14="http://schemas.microsoft.com/office/drawing/2010/main" val="0"/>
+                        </a:ext>
+                      </a:extLst>
+                    </a:blip>
+                    <a:stretch>
+                      <a:fillRect/>
+                    </a:stretch>
+                  </pic:blipFill>
+                  <pic:spPr>
+                    <a:xfrm>
+                      <a:off x="0" y="0"/>
+                      <a:ext cx="5943600" cy="3347085"/>
                     </a:xfrm>
                     <a:prstGeom prst="rect">
                       <a:avLst/>
